--- a/Fredonia Project.docx
+++ b/Fredonia Project.docx
@@ -564,44 +564,22 @@
           </w:r>
         </w:p>
         <w:p>
-          <w:pPr>
-            <w:tabs>
-              <w:tab w:val="clear" w:pos="4680"/>
-              <w:tab w:val="clear" w:pos="9360"/>
-            </w:tabs>
-            <w:spacing w:after="160" w:line="278" w:lineRule="auto"/>
-          </w:pPr>
           <w:r>
             <w:br w:type="page"/>
           </w:r>
         </w:p>
         <w:p>
-          <w:pPr>
-            <w:tabs>
-              <w:tab w:val="clear" w:pos="4680"/>
-              <w:tab w:val="clear" w:pos="9360"/>
-            </w:tabs>
-            <w:spacing w:after="160" w:line="278" w:lineRule="auto"/>
-          </w:pPr>
           <w:r>
             <w:lastRenderedPageBreak/>
             <w:br w:type="page"/>
           </w:r>
         </w:p>
-        <w:p>
-          <w:pPr>
-            <w:tabs>
-              <w:tab w:val="clear" w:pos="4680"/>
-              <w:tab w:val="clear" w:pos="9360"/>
-            </w:tabs>
-            <w:spacing w:after="160" w:line="278" w:lineRule="auto"/>
-          </w:pPr>
-        </w:p>
+        <w:p/>
       </w:sdtContent>
     </w:sdt>
     <w:sdt>
       <w:sdtPr>
-        <w:id w:val="-1893420501"/>
+        <w:id w:val="319170215"/>
         <w:docPartObj>
           <w:docPartGallery w:val="Table of Contents"/>
           <w:docPartUnique/>
@@ -609,10 +587,15 @@
       </w:sdtPr>
       <w:sdtEndPr>
         <w:rPr>
-          <w:rFonts w:asciiTheme="minorHAnsi" w:eastAsiaTheme="minorEastAsia" w:hAnsiTheme="minorHAnsi" w:cs="Times New Roman"/>
+          <w:rFonts w:ascii="Times New Roman" w:eastAsiaTheme="minorHAnsi" w:hAnsi="Times New Roman" w:cs="Times New Roman"/>
+          <w:b/>
+          <w:bCs/>
+          <w:noProof/>
           <w:color w:val="auto"/>
-          <w:sz w:val="22"/>
-          <w:szCs w:val="22"/>
+          <w:kern w:val="2"/>
+          <w:sz w:val="24"/>
+          <w:szCs w:val="24"/>
+          <w14:ligatures w14:val="standardContextual"/>
         </w:rPr>
       </w:sdtEndPr>
       <w:sdtContent>
@@ -627,177 +610,890 @@
         <w:p>
           <w:pPr>
             <w:pStyle w:val="TOC1"/>
+            <w:tabs>
+              <w:tab w:val="right" w:pos="9350"/>
+            </w:tabs>
             <w:rPr>
-              <w:b/>
-              <w:bCs/>
+              <w:rFonts w:cstheme="minorBidi"/>
+              <w:noProof/>
+              <w:kern w:val="2"/>
+              <w:sz w:val="24"/>
+              <w:szCs w:val="24"/>
+              <w14:ligatures w14:val="standardContextual"/>
             </w:rPr>
           </w:pPr>
+          <w:r>
+            <w:fldChar w:fldCharType="begin"/>
+          </w:r>
+          <w:r>
+            <w:instrText xml:space="preserve"> TOC \o "1-3" \h \z \u </w:instrText>
+          </w:r>
+          <w:r>
+            <w:fldChar w:fldCharType="separate"/>
+          </w:r>
+          <w:hyperlink w:anchor="_Toc228043619" w:history="1">
+            <w:r>
+              <w:rPr>
+                <w:rStyle w:val="Hyperlink"/>
+                <w:noProof/>
+              </w:rPr>
+              <w:t>A Brief History</w:t>
+            </w:r>
+            <w:r>
+              <w:rPr>
+                <w:noProof/>
+                <w:webHidden/>
+              </w:rPr>
+              <w:tab/>
+            </w:r>
+            <w:r>
+              <w:rPr>
+                <w:noProof/>
+                <w:webHidden/>
+              </w:rPr>
+              <w:fldChar w:fldCharType="begin"/>
+            </w:r>
+            <w:r>
+              <w:rPr>
+                <w:noProof/>
+                <w:webHidden/>
+              </w:rPr>
+              <w:instrText xml:space="preserve"> PAGEREF _Toc228043619 \h </w:instrText>
+            </w:r>
+            <w:r>
+              <w:rPr>
+                <w:noProof/>
+                <w:webHidden/>
+              </w:rPr>
+            </w:r>
+            <w:r>
+              <w:rPr>
+                <w:noProof/>
+                <w:webHidden/>
+              </w:rPr>
+              <w:fldChar w:fldCharType="separate"/>
+            </w:r>
+            <w:r>
+              <w:rPr>
+                <w:noProof/>
+                <w:webHidden/>
+              </w:rPr>
+              <w:t>3</w:t>
+            </w:r>
+            <w:r>
+              <w:rPr>
+                <w:noProof/>
+                <w:webHidden/>
+              </w:rPr>
+              <w:fldChar w:fldCharType="end"/>
+            </w:r>
+          </w:hyperlink>
+        </w:p>
+        <w:p>
+          <w:pPr>
+            <w:pStyle w:val="TOC1"/>
+            <w:tabs>
+              <w:tab w:val="right" w:pos="9350"/>
+            </w:tabs>
+            <w:rPr>
+              <w:rFonts w:cstheme="minorBidi"/>
+              <w:noProof/>
+              <w:kern w:val="2"/>
+              <w:sz w:val="24"/>
+              <w:szCs w:val="24"/>
+              <w14:ligatures w14:val="standardContextual"/>
+            </w:rPr>
+          </w:pPr>
+          <w:hyperlink w:anchor="_Toc228043620" w:history="1">
+            <w:r>
+              <w:rPr>
+                <w:rStyle w:val="Hyperlink"/>
+                <w:noProof/>
+              </w:rPr>
+              <w:t>Introduction</w:t>
+            </w:r>
+            <w:r>
+              <w:rPr>
+                <w:noProof/>
+                <w:webHidden/>
+              </w:rPr>
+              <w:tab/>
+            </w:r>
+            <w:r>
+              <w:rPr>
+                <w:noProof/>
+                <w:webHidden/>
+              </w:rPr>
+              <w:fldChar w:fldCharType="begin"/>
+            </w:r>
+            <w:r>
+              <w:rPr>
+                <w:noProof/>
+                <w:webHidden/>
+              </w:rPr>
+              <w:instrText xml:space="preserve"> PAGEREF _Toc228043620 \h </w:instrText>
+            </w:r>
+            <w:r>
+              <w:rPr>
+                <w:noProof/>
+                <w:webHidden/>
+              </w:rPr>
+            </w:r>
+            <w:r>
+              <w:rPr>
+                <w:noProof/>
+                <w:webHidden/>
+              </w:rPr>
+              <w:fldChar w:fldCharType="separate"/>
+            </w:r>
+            <w:r>
+              <w:rPr>
+                <w:noProof/>
+                <w:webHidden/>
+              </w:rPr>
+              <w:t>3</w:t>
+            </w:r>
+            <w:r>
+              <w:rPr>
+                <w:noProof/>
+                <w:webHidden/>
+              </w:rPr>
+              <w:fldChar w:fldCharType="end"/>
+            </w:r>
+          </w:hyperlink>
+        </w:p>
+        <w:p>
+          <w:pPr>
+            <w:pStyle w:val="TOC1"/>
+            <w:tabs>
+              <w:tab w:val="right" w:pos="9350"/>
+            </w:tabs>
+            <w:rPr>
+              <w:rFonts w:cstheme="minorBidi"/>
+              <w:noProof/>
+              <w:kern w:val="2"/>
+              <w:sz w:val="24"/>
+              <w:szCs w:val="24"/>
+              <w14:ligatures w14:val="standardContextual"/>
+            </w:rPr>
+          </w:pPr>
+          <w:hyperlink w:anchor="_Toc228043621" w:history="1">
+            <w:r>
+              <w:rPr>
+                <w:rStyle w:val="Hyperlink"/>
+                <w:noProof/>
+              </w:rPr>
+              <w:t>Simulation Setup</w:t>
+            </w:r>
+            <w:r>
+              <w:rPr>
+                <w:noProof/>
+                <w:webHidden/>
+              </w:rPr>
+              <w:tab/>
+            </w:r>
+            <w:r>
+              <w:rPr>
+                <w:noProof/>
+                <w:webHidden/>
+              </w:rPr>
+              <w:fldChar w:fldCharType="begin"/>
+            </w:r>
+            <w:r>
+              <w:rPr>
+                <w:noProof/>
+                <w:webHidden/>
+              </w:rPr>
+              <w:instrText xml:space="preserve"> PAGEREF _Toc228043621 \h </w:instrText>
+            </w:r>
+            <w:r>
+              <w:rPr>
+                <w:noProof/>
+                <w:webHidden/>
+              </w:rPr>
+            </w:r>
+            <w:r>
+              <w:rPr>
+                <w:noProof/>
+                <w:webHidden/>
+              </w:rPr>
+              <w:fldChar w:fldCharType="separate"/>
+            </w:r>
+            <w:r>
+              <w:rPr>
+                <w:noProof/>
+                <w:webHidden/>
+              </w:rPr>
+              <w:t>4</w:t>
+            </w:r>
+            <w:r>
+              <w:rPr>
+                <w:noProof/>
+                <w:webHidden/>
+              </w:rPr>
+              <w:fldChar w:fldCharType="end"/>
+            </w:r>
+          </w:hyperlink>
+        </w:p>
+        <w:p>
+          <w:pPr>
+            <w:pStyle w:val="TOC1"/>
+            <w:tabs>
+              <w:tab w:val="right" w:pos="9350"/>
+            </w:tabs>
+            <w:rPr>
+              <w:rFonts w:cstheme="minorBidi"/>
+              <w:noProof/>
+              <w:kern w:val="2"/>
+              <w:sz w:val="24"/>
+              <w:szCs w:val="24"/>
+              <w14:ligatures w14:val="standardContextual"/>
+            </w:rPr>
+          </w:pPr>
+          <w:hyperlink w:anchor="_Toc228043622" w:history="1">
+            <w:r>
+              <w:rPr>
+                <w:rStyle w:val="Hyperlink"/>
+                <w:noProof/>
+              </w:rPr>
+              <w:t>Methods</w:t>
+            </w:r>
+            <w:r>
+              <w:rPr>
+                <w:noProof/>
+                <w:webHidden/>
+              </w:rPr>
+              <w:tab/>
+            </w:r>
+            <w:r>
+              <w:rPr>
+                <w:noProof/>
+                <w:webHidden/>
+              </w:rPr>
+              <w:fldChar w:fldCharType="begin"/>
+            </w:r>
+            <w:r>
+              <w:rPr>
+                <w:noProof/>
+                <w:webHidden/>
+              </w:rPr>
+              <w:instrText xml:space="preserve"> PAGEREF _Toc228043622 \h </w:instrText>
+            </w:r>
+            <w:r>
+              <w:rPr>
+                <w:noProof/>
+                <w:webHidden/>
+              </w:rPr>
+            </w:r>
+            <w:r>
+              <w:rPr>
+                <w:noProof/>
+                <w:webHidden/>
+              </w:rPr>
+              <w:fldChar w:fldCharType="separate"/>
+            </w:r>
+            <w:r>
+              <w:rPr>
+                <w:noProof/>
+                <w:webHidden/>
+              </w:rPr>
+              <w:t>4</w:t>
+            </w:r>
+            <w:r>
+              <w:rPr>
+                <w:noProof/>
+                <w:webHidden/>
+              </w:rPr>
+              <w:fldChar w:fldCharType="end"/>
+            </w:r>
+          </w:hyperlink>
+        </w:p>
+        <w:p>
+          <w:pPr>
+            <w:pStyle w:val="TOC1"/>
+            <w:tabs>
+              <w:tab w:val="right" w:pos="9350"/>
+            </w:tabs>
+            <w:rPr>
+              <w:rFonts w:cstheme="minorBidi"/>
+              <w:noProof/>
+              <w:kern w:val="2"/>
+              <w:sz w:val="24"/>
+              <w:szCs w:val="24"/>
+              <w14:ligatures w14:val="standardContextual"/>
+            </w:rPr>
+          </w:pPr>
+          <w:hyperlink w:anchor="_Toc228043623" w:history="1">
+            <w:r>
+              <w:rPr>
+                <w:rStyle w:val="Hyperlink"/>
+                <w:noProof/>
+              </w:rPr>
+              <w:t>Bibliography</w:t>
+            </w:r>
+            <w:r>
+              <w:rPr>
+                <w:noProof/>
+                <w:webHidden/>
+              </w:rPr>
+              <w:tab/>
+            </w:r>
+            <w:r>
+              <w:rPr>
+                <w:noProof/>
+                <w:webHidden/>
+              </w:rPr>
+              <w:fldChar w:fldCharType="begin"/>
+            </w:r>
+            <w:r>
+              <w:rPr>
+                <w:noProof/>
+                <w:webHidden/>
+              </w:rPr>
+              <w:instrText xml:space="preserve"> PAGEREF _Toc228043623 \h </w:instrText>
+            </w:r>
+            <w:r>
+              <w:rPr>
+                <w:noProof/>
+                <w:webHidden/>
+              </w:rPr>
+            </w:r>
+            <w:r>
+              <w:rPr>
+                <w:noProof/>
+                <w:webHidden/>
+              </w:rPr>
+              <w:fldChar w:fldCharType="separate"/>
+            </w:r>
+            <w:r>
+              <w:rPr>
+                <w:noProof/>
+                <w:webHidden/>
+              </w:rPr>
+              <w:t>5</w:t>
+            </w:r>
+            <w:r>
+              <w:rPr>
+                <w:noProof/>
+                <w:webHidden/>
+              </w:rPr>
+              <w:fldChar w:fldCharType="end"/>
+            </w:r>
+          </w:hyperlink>
+        </w:p>
+        <w:p>
           <w:r>
             <w:rPr>
               <w:b/>
               <w:bCs/>
+              <w:noProof/>
             </w:rPr>
-            <w:t>Simulation Setup</w:t>
-          </w:r>
-          <w:r>
-            <w:ptab w:relativeTo="margin" w:alignment="right" w:leader="dot"/>
-          </w:r>
-          <w:r>
-            <w:rPr>
-              <w:b/>
-              <w:bCs/>
-            </w:rPr>
-            <w:t>3</w:t>
-          </w:r>
-        </w:p>
-        <w:p>
-          <w:pPr>
-            <w:pStyle w:val="TOC2"/>
-            <w:ind w:left="216"/>
-          </w:pPr>
-          <w:sdt>
-            <w:sdtPr>
-              <w:id w:val="1667506712"/>
-              <w:placeholder>
-                <w:docPart w:val="686DC4DA275046DEA784AF9BD012FC8B"/>
-              </w:placeholder>
-              <w:temporary/>
-              <w:showingPlcHdr/>
-            </w:sdtPr>
-            <w:sdtContent>
-              <w:r>
-                <w:t>Type chapter title (level 2)</w:t>
-              </w:r>
-            </w:sdtContent>
-          </w:sdt>
-          <w:r>
-            <w:ptab w:relativeTo="margin" w:alignment="right" w:leader="dot"/>
-          </w:r>
-          <w:r>
-            <w:t>3</w:t>
-          </w:r>
-        </w:p>
-        <w:p>
-          <w:pPr>
-            <w:pStyle w:val="TOC3"/>
-            <w:ind w:left="446"/>
-          </w:pPr>
-          <w:sdt>
-            <w:sdtPr>
-              <w:id w:val="93059032"/>
-              <w:placeholder>
-                <w:docPart w:val="5EC349BE8A5D448BA3E5E0C6909D9791"/>
-              </w:placeholder>
-              <w:temporary/>
-              <w:showingPlcHdr/>
-            </w:sdtPr>
-            <w:sdtContent>
-              <w:r>
-                <w:t>Type chapter title (level 3)</w:t>
-              </w:r>
-            </w:sdtContent>
-          </w:sdt>
-          <w:r>
-            <w:ptab w:relativeTo="margin" w:alignment="right" w:leader="dot"/>
-          </w:r>
-          <w:r>
-            <w:t>3</w:t>
-          </w:r>
-        </w:p>
-        <w:p>
-          <w:pPr>
-            <w:pStyle w:val="TOC1"/>
-          </w:pPr>
-          <w:sdt>
-            <w:sdtPr>
-              <w:rPr>
-                <w:b/>
-                <w:bCs/>
-              </w:rPr>
-              <w:id w:val="183865966"/>
-              <w:placeholder>
-                <w:docPart w:val="7104E9836FE545919BE873EA3DE38D25"/>
-              </w:placeholder>
-              <w:temporary/>
-              <w:showingPlcHdr/>
-            </w:sdtPr>
-            <w:sdtContent>
-              <w:r>
-                <w:rPr>
-                  <w:b/>
-                  <w:bCs/>
-                </w:rPr>
-                <w:t>Type chapter title (level 1)</w:t>
-              </w:r>
-            </w:sdtContent>
-          </w:sdt>
-          <w:r>
-            <w:ptab w:relativeTo="margin" w:alignment="right" w:leader="dot"/>
-          </w:r>
-          <w:r>
-            <w:rPr>
-              <w:b/>
-              <w:bCs/>
-            </w:rPr>
-            <w:t>4</w:t>
-          </w:r>
-        </w:p>
-        <w:p>
-          <w:pPr>
-            <w:pStyle w:val="TOC2"/>
-            <w:ind w:left="216"/>
-          </w:pPr>
-          <w:sdt>
-            <w:sdtPr>
-              <w:id w:val="93059040"/>
-              <w:placeholder>
-                <w:docPart w:val="686DC4DA275046DEA784AF9BD012FC8B"/>
-              </w:placeholder>
-              <w:temporary/>
-              <w:showingPlcHdr/>
-            </w:sdtPr>
-            <w:sdtContent>
-              <w:r>
-                <w:t>Type chapter title (level 2)</w:t>
-              </w:r>
-            </w:sdtContent>
-          </w:sdt>
-          <w:r>
-            <w:ptab w:relativeTo="margin" w:alignment="right" w:leader="dot"/>
-          </w:r>
-          <w:r>
-            <w:t>4</w:t>
-          </w:r>
-        </w:p>
-        <w:p>
-          <w:pPr>
-            <w:pStyle w:val="TOC3"/>
-            <w:ind w:left="446"/>
-          </w:pPr>
-          <w:sdt>
-            <w:sdtPr>
-              <w:id w:val="93059044"/>
-              <w:placeholder>
-                <w:docPart w:val="5EC349BE8A5D448BA3E5E0C6909D9791"/>
-              </w:placeholder>
-              <w:temporary/>
-              <w:showingPlcHdr/>
-            </w:sdtPr>
-            <w:sdtContent>
-              <w:r>
-                <w:t>Type chapter title (level 3)</w:t>
-              </w:r>
-            </w:sdtContent>
-          </w:sdt>
-          <w:r>
-            <w:ptab w:relativeTo="margin" w:alignment="right" w:leader="dot"/>
-          </w:r>
-          <w:r>
-            <w:t>4</w:t>
+            <w:fldChar w:fldCharType="end"/>
           </w:r>
         </w:p>
       </w:sdtContent>
     </w:sdt>
+    <w:p>
+      <w:r>
+        <w:br w:type="page"/>
+      </w:r>
+    </w:p>
+    <w:p>
+      <w:pPr>
+        <w:pStyle w:val="Heading1"/>
+      </w:pPr>
+      <w:bookmarkStart w:id="0" w:name="_Toc228043619"/>
+      <w:r>
+        <w:lastRenderedPageBreak/>
+        <w:t>A Brief History</w:t>
+      </w:r>
+      <w:bookmarkEnd w:id="0"/>
+    </w:p>
+    <w:p>
+      <w:r>
+        <w:t>In 1808</w:t>
+      </w:r>
+      <w:r>
+        <w:t xml:space="preserve">, the land around what is now Chadwick Bay and City of Dunkirk </w:t>
+      </w:r>
+      <w:r>
+        <w:t>was cleared by Soloman Chadwick</w:t>
+      </w:r>
+      <w:r>
+        <w:t xml:space="preserve"> where he then settled</w:t>
+      </w:r>
+      <w:r>
+        <w:t xml:space="preserve">. </w:t>
+      </w:r>
+      <w:r>
+        <w:t>The Village of Dunkirk</w:t>
+      </w:r>
+      <w:r>
+        <w:t>—</w:t>
+      </w:r>
+      <w:r>
+        <w:t xml:space="preserve">named after Dunkirk, </w:t>
+      </w:r>
+      <w:r>
+        <w:t>France—</w:t>
+      </w:r>
+      <w:r>
+        <w:t xml:space="preserve">was originally </w:t>
+      </w:r>
+      <w:r>
+        <w:t xml:space="preserve">established </w:t>
+      </w:r>
+      <w:r>
+        <w:t>in</w:t>
+      </w:r>
+      <w:r>
+        <w:t xml:space="preserve"> 1873, then chartered as the City of Dunkirk in 1880.</w:t>
+      </w:r>
+    </w:p>
+    <w:p/>
+    <w:p>
+      <w:r>
+        <w:t>Hor</w:t>
+      </w:r>
+      <w:r>
+        <w:t>a</w:t>
+      </w:r>
+      <w:r>
+        <w:t>tio G. Brooks</w:t>
+      </w:r>
+      <w:r>
+        <w:t xml:space="preserve">, of Portsmouth, New Hampshire, was a leading figure in the development of the city. </w:t>
+      </w:r>
+      <w:r>
+        <w:t>Brooks</w:t>
+      </w:r>
+      <w:r>
+        <w:t xml:space="preserve"> had worked in multiple railroad shops </w:t>
+      </w:r>
+      <w:r>
+        <w:t xml:space="preserve">and </w:t>
+      </w:r>
+      <w:r>
+        <w:t xml:space="preserve">became an engineer </w:t>
+      </w:r>
+      <w:r>
+        <w:t xml:space="preserve">before </w:t>
+      </w:r>
+      <w:r>
+        <w:t xml:space="preserve">joining the </w:t>
+      </w:r>
+      <w:r>
+        <w:t>New York and Erie Railroad</w:t>
+      </w:r>
+      <w:r>
+        <w:t xml:space="preserve"> (NY&amp;E)</w:t>
+      </w:r>
+      <w:r>
+        <w:t xml:space="preserve"> where he operated the first locomotive in Chautauqua County. After </w:t>
+      </w:r>
+      <w:r>
+        <w:t xml:space="preserve">moving west, he was asked back to the </w:t>
+      </w:r>
+      <w:r>
+        <w:t>NY&amp;E</w:t>
+      </w:r>
+      <w:r>
+        <w:t xml:space="preserve"> in </w:t>
+      </w:r>
+      <w:r>
+        <w:t>1862 and</w:t>
+      </w:r>
+      <w:r>
+        <w:t xml:space="preserve"> was</w:t>
+      </w:r>
+      <w:r>
+        <w:t xml:space="preserve"> appointed the superintendent of motive power in </w:t>
+      </w:r>
+      <w:r>
+        <w:t xml:space="preserve">1865. </w:t>
+      </w:r>
+      <w:r>
+        <w:t>Brooks</w:t>
+      </w:r>
+      <w:r>
+        <w:t xml:space="preserve"> went on to form Brooks Locomotive Works 1869 due to the consolidation of </w:t>
+      </w:r>
+      <w:r>
+        <w:t>NY&amp;E</w:t>
+      </w:r>
+      <w:r>
+        <w:t xml:space="preserve">. Brooks was </w:t>
+      </w:r>
+      <w:r>
+        <w:t>one of the</w:t>
+      </w:r>
+      <w:r>
+        <w:t xml:space="preserve"> major employer</w:t>
+      </w:r>
+      <w:r>
+        <w:t>s</w:t>
+      </w:r>
+      <w:r>
+        <w:t xml:space="preserve"> in the City of Dunkirk</w:t>
+      </w:r>
+      <w:r>
+        <w:t>.</w:t>
+      </w:r>
+    </w:p>
+    <w:p/>
+    <w:p>
+      <w:r>
+        <w:t xml:space="preserve">In 1851, </w:t>
+      </w:r>
+      <w:r>
+        <w:t xml:space="preserve">Brooks married </w:t>
+      </w:r>
+      <w:r>
+        <w:t>Julia A. Haggett</w:t>
+      </w:r>
+      <w:r>
+        <w:t xml:space="preserve"> and later had three daughters</w:t>
+      </w:r>
+      <w:r>
+        <w:t xml:space="preserve">. </w:t>
+      </w:r>
+      <w:r>
+        <w:t>After p</w:t>
+      </w:r>
+      <w:r>
+        <w:t xml:space="preserve">assing </w:t>
+      </w:r>
+      <w:r>
+        <w:t xml:space="preserve">his </w:t>
+      </w:r>
+      <w:r>
+        <w:t xml:space="preserve">in 1887, </w:t>
+      </w:r>
+      <w:r>
+        <w:t xml:space="preserve">one of his daughters donated the Brooks mansion </w:t>
+      </w:r>
+      <w:r>
+        <w:t xml:space="preserve">to </w:t>
+      </w:r>
+      <w:r>
+        <w:t>the Young Man’s Association (</w:t>
+      </w:r>
+      <w:r>
+        <w:t>YMA</w:t>
+      </w:r>
+      <w:r>
+        <w:t>)</w:t>
+      </w:r>
+      <w:r>
+        <w:t>, in 1898,</w:t>
+      </w:r>
+      <w:r>
+        <w:t xml:space="preserve"> to be converted into a hospital</w:t>
+      </w:r>
+      <w:r>
+        <w:t xml:space="preserve"> and library</w:t>
+      </w:r>
+      <w:r>
+        <w:t>, Brooks Memorial Hospital</w:t>
+      </w:r>
+      <w:r>
+        <w:t xml:space="preserve"> and </w:t>
+      </w:r>
+      <w:r>
+        <w:t>the Dunkirk Library</w:t>
+      </w:r>
+      <w:r>
+        <w:t>.</w:t>
+      </w:r>
+      <w:r>
+        <w:t xml:space="preserve"> </w:t>
+      </w:r>
+    </w:p>
+    <w:p>
+      <w:pPr>
+        <w:pStyle w:val="Heading1"/>
+      </w:pPr>
+      <w:bookmarkStart w:id="1" w:name="_Toc228043620"/>
+      <w:r>
+        <w:t>Introduction</w:t>
+      </w:r>
+      <w:bookmarkEnd w:id="1"/>
+    </w:p>
+    <w:p>
+      <w:r>
+        <w:t xml:space="preserve">While there has been talk of </w:t>
+      </w:r>
+      <w:r>
+        <w:t xml:space="preserve">relocating the hospital for quite some time, finally, this year—2026—they have </w:t>
+      </w:r>
+      <w:r>
+        <w:t xml:space="preserve">started construction. The new location of the hospital will be right across from Fredonia Central Schools, </w:t>
+      </w:r>
+      <w:r>
+        <w:t>412 E Main Rd</w:t>
+      </w:r>
+      <w:r>
+        <w:t>.</w:t>
+      </w:r>
+    </w:p>
+    <w:p/>
+    <w:p>
+      <w:r>
+        <w:t xml:space="preserve">Currently, the traffic situation around </w:t>
+      </w:r>
+      <w:r>
+        <w:t>bus</w:t>
+      </w:r>
+      <w:r>
+        <w:t xml:space="preserve"> tim</w:t>
+      </w:r>
+      <w:r>
+        <w:t xml:space="preserve">es is quite bad. The entire roundabout gets backed up as </w:t>
+      </w:r>
+      <w:r>
+        <w:t>most of</w:t>
+      </w:r>
+      <w:r>
+        <w:t xml:space="preserve"> the </w:t>
+      </w:r>
+      <w:r>
+        <w:t>buses</w:t>
+      </w:r>
+      <w:r>
+        <w:t xml:space="preserve"> leaving from the front use the rounda</w:t>
+      </w:r>
+      <w:r>
+        <w:t xml:space="preserve">bout to </w:t>
+      </w:r>
+      <w:r>
+        <w:t xml:space="preserve">turn around. This </w:t>
+      </w:r>
+      <w:r>
+        <w:t>causes</w:t>
+      </w:r>
+      <w:r>
+        <w:t xml:space="preserve"> the roundabout </w:t>
+      </w:r>
+      <w:r>
+        <w:t xml:space="preserve">to be </w:t>
+      </w:r>
+      <w:r>
+        <w:t>backed up for a while after the buses have left.</w:t>
+      </w:r>
+    </w:p>
+    <w:p/>
+    <w:p>
+      <w:r>
+        <w:t xml:space="preserve">With the addition of a </w:t>
+      </w:r>
+      <w:r>
+        <w:t xml:space="preserve">hospital near the school’s front entrance, the traffic situation is only going to get worse. This </w:t>
+      </w:r>
+      <w:r>
+        <w:t>paper will analyze a simulation of Fredonia’s traffic with and without the hospital</w:t>
+      </w:r>
+      <w:r>
+        <w:t xml:space="preserve"> and apply multiple treatments to the surrounding roads to assess how we can better manage the traffic once the hospital is operating.</w:t>
+      </w:r>
+      <w:r>
+        <w:t xml:space="preserve"> We will start with a baseline study of how traffic flows at our current state—no hospital, </w:t>
+      </w:r>
+      <w:r>
+        <w:t xml:space="preserve">no treatments—and compare this to </w:t>
+      </w:r>
+      <w:r>
+        <w:t xml:space="preserve">multiple other scenarios: a study with the hospital and no road treatments, a </w:t>
+      </w:r>
+      <w:r>
+        <w:t>study with the hospital and additional lanes, a study with the hospital and an adjusted roundabout,</w:t>
+      </w:r>
+      <w:r>
+        <w:t xml:space="preserve"> and</w:t>
+      </w:r>
+      <w:r>
+        <w:t xml:space="preserve"> a study with the hospital and an additional stoplight</w:t>
+      </w:r>
+      <w:r>
+        <w:t>.</w:t>
+      </w:r>
+    </w:p>
+    <w:p>
+      <w:pPr>
+        <w:pStyle w:val="Heading1"/>
+      </w:pPr>
+      <w:bookmarkStart w:id="2" w:name="_Toc228043621"/>
+      <w:r>
+        <w:lastRenderedPageBreak/>
+        <w:t>Simulation Setup</w:t>
+      </w:r>
+      <w:bookmarkEnd w:id="2"/>
+    </w:p>
+    <w:p>
+      <w:r>
+        <w:t>Mapped Area:</w:t>
+      </w:r>
+    </w:p>
+    <w:p/>
+    <w:p>
+      <w:pPr>
+        <w:pStyle w:val="Heading1"/>
+      </w:pPr>
+      <w:bookmarkStart w:id="3" w:name="_Toc228043622"/>
+      <w:r>
+        <w:t>Methods</w:t>
+      </w:r>
+      <w:bookmarkEnd w:id="3"/>
+    </w:p>
+    <w:p/>
+    <w:p>
+      <w:r>
+        <w:t>How does traffic change</w:t>
+      </w:r>
+      <w:r>
+        <w:t>:</w:t>
+      </w:r>
+      <w:r>
+        <w:t xml:space="preserve"> Hospital vs. No Hospital</w:t>
+      </w:r>
+    </w:p>
+    <w:p>
+      <w:pPr>
+        <w:pStyle w:val="ListParagraph"/>
+        <w:numPr>
+          <w:ilvl w:val="0"/>
+          <w:numId w:val="2"/>
+        </w:numPr>
+      </w:pPr>
+      <w:r>
+        <w:t>Baseline analysis of the traffic in Fredonia –</w:t>
+      </w:r>
+      <w:r>
+        <w:t xml:space="preserve"> </w:t>
+      </w:r>
+      <w:r>
+        <w:t>Control Group</w:t>
+      </w:r>
+    </w:p>
+    <w:p>
+      <w:pPr>
+        <w:pStyle w:val="ListParagraph"/>
+        <w:numPr>
+          <w:ilvl w:val="0"/>
+          <w:numId w:val="2"/>
+        </w:numPr>
+      </w:pPr>
+      <w:r>
+        <w:t>H</w:t>
+      </w:r>
+      <w:r>
+        <w:t>ospital</w:t>
+      </w:r>
+      <w:r>
+        <w:t xml:space="preserve"> with no intervention</w:t>
+      </w:r>
+      <w:r>
+        <w:t xml:space="preserve"> </w:t>
+      </w:r>
+      <w:r>
+        <w:t>–</w:t>
+      </w:r>
+      <w:r>
+        <w:t xml:space="preserve"> </w:t>
+      </w:r>
+      <w:r>
+        <w:t xml:space="preserve">No Intervention </w:t>
+      </w:r>
+      <w:r>
+        <w:t>G</w:t>
+      </w:r>
+      <w:r>
+        <w:t>roup</w:t>
+      </w:r>
+    </w:p>
+    <w:p>
+      <w:pPr>
+        <w:pStyle w:val="ListParagraph"/>
+        <w:numPr>
+          <w:ilvl w:val="0"/>
+          <w:numId w:val="2"/>
+        </w:numPr>
+      </w:pPr>
+      <w:r>
+        <w:t>Hospital</w:t>
+      </w:r>
+      <w:r>
+        <w:t xml:space="preserve"> </w:t>
+      </w:r>
+      <w:r>
+        <w:t>with adding lanes – Additional Lanes Group</w:t>
+      </w:r>
+    </w:p>
+    <w:p>
+      <w:pPr>
+        <w:pStyle w:val="ListParagraph"/>
+        <w:numPr>
+          <w:ilvl w:val="1"/>
+          <w:numId w:val="2"/>
+        </w:numPr>
+      </w:pPr>
+      <w:r>
+        <w:t>Add a turning lane into school</w:t>
+      </w:r>
+    </w:p>
+    <w:p>
+      <w:pPr>
+        <w:pStyle w:val="ListParagraph"/>
+        <w:numPr>
+          <w:ilvl w:val="1"/>
+          <w:numId w:val="2"/>
+        </w:numPr>
+      </w:pPr>
+      <w:r>
+        <w:t>Add turning lane into hospital</w:t>
+      </w:r>
+    </w:p>
+    <w:p>
+      <w:pPr>
+        <w:pStyle w:val="ListParagraph"/>
+        <w:numPr>
+          <w:ilvl w:val="0"/>
+          <w:numId w:val="2"/>
+        </w:numPr>
+      </w:pPr>
+      <w:r>
+        <w:t xml:space="preserve">Hospital with </w:t>
+      </w:r>
+      <w:r>
+        <w:t>an adjusted roundabout</w:t>
+      </w:r>
+    </w:p>
+    <w:p>
+      <w:pPr>
+        <w:pStyle w:val="ListParagraph"/>
+        <w:numPr>
+          <w:ilvl w:val="0"/>
+          <w:numId w:val="2"/>
+        </w:numPr>
+      </w:pPr>
+      <w:r>
+        <w:t xml:space="preserve">Depending on </w:t>
+      </w:r>
+      <w:r>
+        <w:t>Walmart entry/exit location, add roundabout by 7-brew</w:t>
+      </w:r>
+    </w:p>
+    <w:p>
+      <w:pPr>
+        <w:pStyle w:val="ListParagraph"/>
+        <w:numPr>
+          <w:ilvl w:val="0"/>
+          <w:numId w:val="2"/>
+        </w:numPr>
+      </w:pPr>
+      <w:r>
+        <w:t>Add a light outside of the school</w:t>
+      </w:r>
+    </w:p>
     <w:p>
       <w:pPr>
         <w:tabs>
@@ -814,19 +1510,53 @@
       <w:pPr>
         <w:pStyle w:val="Heading1"/>
       </w:pPr>
+      <w:bookmarkStart w:id="4" w:name="_Toc228043623"/>
       <w:r>
         <w:lastRenderedPageBreak/>
-        <w:t>Simulation Setup</w:t>
-      </w:r>
+        <w:t>Bibliography</w:t>
+      </w:r>
+      <w:bookmarkEnd w:id="4"/>
     </w:p>
     <w:p>
       <w:r>
-        <w:t>Mapped Area:</w:t>
+        <w:t>Used for A Brief History:</w:t>
       </w:r>
     </w:p>
+    <w:p>
+      <w:hyperlink r:id="rId11" w:history="1">
+        <w:r>
+          <w:rPr>
+            <w:rStyle w:val="Hyperlink"/>
+          </w:rPr>
+          <w:t>https://www.cityofdunkirkny.gov/visitors/history.php</w:t>
+        </w:r>
+      </w:hyperlink>
+    </w:p>
+    <w:p>
+      <w:hyperlink r:id="rId12" w:history="1">
+        <w:r>
+          <w:rPr>
+            <w:rStyle w:val="Hyperlink"/>
+          </w:rPr>
+          <w:t>https://en.wikipedia.org/wiki/Dunkirk,_New_York</w:t>
+        </w:r>
+      </w:hyperlink>
+    </w:p>
+    <w:p>
+      <w:hyperlink r:id="rId13" w:history="1">
+        <w:r>
+          <w:rPr>
+            <w:rStyle w:val="Hyperlink"/>
+          </w:rPr>
+          <w:t>https://en.wikipedia.org/wiki/Horatio_G._Brooks</w:t>
+        </w:r>
+      </w:hyperlink>
+    </w:p>
+    <w:p/>
+    <w:p/>
     <w:sectPr>
-      <w:footerReference w:type="even" r:id="rId11"/>
-      <w:footerReference w:type="default" r:id="rId12"/>
+      <w:footerReference w:type="even" r:id="rId14"/>
+      <w:footerReference w:type="default" r:id="rId15"/>
       <w:pgSz w:w="12240" w:h="15840"/>
       <w:pgMar w:top="1440" w:right="1440" w:bottom="1440" w:left="1440" w:header="720" w:footer="720" w:gutter="0"/>
       <w:pgNumType w:start="0"/>
@@ -876,7 +1606,6 @@
       <w:p>
         <w:pPr>
           <w:pStyle w:val="Footer"/>
-          <w:jc w:val="right"/>
         </w:pPr>
         <w:r>
           <w:fldChar w:fldCharType="begin"/>
@@ -1072,8 +1801,123 @@
       </w:pPr>
     </w:lvl>
   </w:abstractNum>
+  <w:abstractNum w:abstractNumId="1" w15:restartNumberingAfterBreak="0">
+    <w:nsid w:val="51AB5226"/>
+    <w:multiLevelType w:val="hybridMultilevel"/>
+    <w:tmpl w:val="98D0C7F4"/>
+    <w:lvl w:ilvl="0" w:tplc="1D70B4C0">
+      <w:numFmt w:val="bullet"/>
+      <w:lvlText w:val="-"/>
+      <w:lvlJc w:val="left"/>
+      <w:pPr>
+        <w:ind w:left="720" w:hanging="360"/>
+      </w:pPr>
+      <w:rPr>
+        <w:rFonts w:ascii="Times New Roman" w:eastAsiaTheme="minorHAnsi" w:hAnsi="Times New Roman" w:cs="Times New Roman" w:hint="default"/>
+      </w:rPr>
+    </w:lvl>
+    <w:lvl w:ilvl="1" w:tplc="04090003">
+      <w:start w:val="1"/>
+      <w:numFmt w:val="bullet"/>
+      <w:lvlText w:val="o"/>
+      <w:lvlJc w:val="left"/>
+      <w:pPr>
+        <w:ind w:left="1440" w:hanging="360"/>
+      </w:pPr>
+      <w:rPr>
+        <w:rFonts w:ascii="Courier New" w:hAnsi="Courier New" w:cs="Courier New" w:hint="default"/>
+      </w:rPr>
+    </w:lvl>
+    <w:lvl w:ilvl="2" w:tplc="04090005" w:tentative="1">
+      <w:start w:val="1"/>
+      <w:numFmt w:val="bullet"/>
+      <w:lvlText w:val=""/>
+      <w:lvlJc w:val="left"/>
+      <w:pPr>
+        <w:ind w:left="2160" w:hanging="360"/>
+      </w:pPr>
+      <w:rPr>
+        <w:rFonts w:ascii="Wingdings" w:hAnsi="Wingdings" w:hint="default"/>
+      </w:rPr>
+    </w:lvl>
+    <w:lvl w:ilvl="3" w:tplc="04090001" w:tentative="1">
+      <w:start w:val="1"/>
+      <w:numFmt w:val="bullet"/>
+      <w:lvlText w:val=""/>
+      <w:lvlJc w:val="left"/>
+      <w:pPr>
+        <w:ind w:left="2880" w:hanging="360"/>
+      </w:pPr>
+      <w:rPr>
+        <w:rFonts w:ascii="Symbol" w:hAnsi="Symbol" w:hint="default"/>
+      </w:rPr>
+    </w:lvl>
+    <w:lvl w:ilvl="4" w:tplc="04090003" w:tentative="1">
+      <w:start w:val="1"/>
+      <w:numFmt w:val="bullet"/>
+      <w:lvlText w:val="o"/>
+      <w:lvlJc w:val="left"/>
+      <w:pPr>
+        <w:ind w:left="3600" w:hanging="360"/>
+      </w:pPr>
+      <w:rPr>
+        <w:rFonts w:ascii="Courier New" w:hAnsi="Courier New" w:cs="Courier New" w:hint="default"/>
+      </w:rPr>
+    </w:lvl>
+    <w:lvl w:ilvl="5" w:tplc="04090005" w:tentative="1">
+      <w:start w:val="1"/>
+      <w:numFmt w:val="bullet"/>
+      <w:lvlText w:val=""/>
+      <w:lvlJc w:val="left"/>
+      <w:pPr>
+        <w:ind w:left="4320" w:hanging="360"/>
+      </w:pPr>
+      <w:rPr>
+        <w:rFonts w:ascii="Wingdings" w:hAnsi="Wingdings" w:hint="default"/>
+      </w:rPr>
+    </w:lvl>
+    <w:lvl w:ilvl="6" w:tplc="04090001" w:tentative="1">
+      <w:start w:val="1"/>
+      <w:numFmt w:val="bullet"/>
+      <w:lvlText w:val=""/>
+      <w:lvlJc w:val="left"/>
+      <w:pPr>
+        <w:ind w:left="5040" w:hanging="360"/>
+      </w:pPr>
+      <w:rPr>
+        <w:rFonts w:ascii="Symbol" w:hAnsi="Symbol" w:hint="default"/>
+      </w:rPr>
+    </w:lvl>
+    <w:lvl w:ilvl="7" w:tplc="04090003" w:tentative="1">
+      <w:start w:val="1"/>
+      <w:numFmt w:val="bullet"/>
+      <w:lvlText w:val="o"/>
+      <w:lvlJc w:val="left"/>
+      <w:pPr>
+        <w:ind w:left="5760" w:hanging="360"/>
+      </w:pPr>
+      <w:rPr>
+        <w:rFonts w:ascii="Courier New" w:hAnsi="Courier New" w:cs="Courier New" w:hint="default"/>
+      </w:rPr>
+    </w:lvl>
+    <w:lvl w:ilvl="8" w:tplc="04090005" w:tentative="1">
+      <w:start w:val="1"/>
+      <w:numFmt w:val="bullet"/>
+      <w:lvlText w:val=""/>
+      <w:lvlJc w:val="left"/>
+      <w:pPr>
+        <w:ind w:left="6480" w:hanging="360"/>
+      </w:pPr>
+      <w:rPr>
+        <w:rFonts w:ascii="Wingdings" w:hAnsi="Wingdings" w:hint="default"/>
+      </w:rPr>
+    </w:lvl>
+  </w:abstractNum>
   <w:num w:numId="1" w16cid:durableId="327639275">
     <w:abstractNumId w:val="0"/>
+  </w:num>
+  <w:num w:numId="2" w16cid:durableId="686903031">
+    <w:abstractNumId w:val="1"/>
   </w:num>
 </w:numbering>
 </file>
@@ -1478,13 +2322,13 @@
   <w:style w:type="paragraph" w:default="1" w:styleId="Normal">
     <w:name w:val="Normal"/>
     <w:qFormat/>
-    <w:rsid w:val="0032421C"/>
+    <w:rsid w:val="00C3702A"/>
     <w:pPr>
       <w:tabs>
         <w:tab w:val="center" w:pos="4680"/>
         <w:tab w:val="right" w:pos="9360"/>
       </w:tabs>
-      <w:spacing w:after="0" w:line="240" w:lineRule="auto"/>
+      <w:spacing w:after="0" w:line="276" w:lineRule="auto"/>
     </w:pPr>
     <w:rPr>
       <w:rFonts w:ascii="Times New Roman" w:hAnsi="Times New Roman" w:cs="Times New Roman"/>
@@ -2162,6 +3006,29 @@
     <w:rsid w:val="00C67B15"/>
     <w:rPr>
       <w:rFonts w:ascii="Times New Roman" w:hAnsi="Times New Roman" w:cs="Times New Roman"/>
+    </w:rPr>
+  </w:style>
+  <w:style w:type="character" w:styleId="Hyperlink">
+    <w:name w:val="Hyperlink"/>
+    <w:basedOn w:val="DefaultParagraphFont"/>
+    <w:uiPriority w:val="99"/>
+    <w:unhideWhenUsed/>
+    <w:rsid w:val="00934056"/>
+    <w:rPr>
+      <w:color w:val="467886" w:themeColor="hyperlink"/>
+      <w:u w:val="single"/>
+    </w:rPr>
+  </w:style>
+  <w:style w:type="character" w:styleId="UnresolvedMention">
+    <w:name w:val="Unresolved Mention"/>
+    <w:basedOn w:val="DefaultParagraphFont"/>
+    <w:uiPriority w:val="99"/>
+    <w:semiHidden/>
+    <w:unhideWhenUsed/>
+    <w:rsid w:val="00934056"/>
+    <w:rPr>
+      <w:color w:val="605E5C"/>
+      <w:shd w:val="clear" w:color="auto" w:fill="E1DFDD"/>
     </w:rPr>
   </w:style>
 </w:styles>
@@ -2234,84 +3101,6 @@
         </w:p>
       </w:docPartBody>
     </w:docPart>
-    <w:docPart>
-      <w:docPartPr>
-        <w:name w:val="7104E9836FE545919BE873EA3DE38D25"/>
-        <w:category>
-          <w:name w:val="General"/>
-          <w:gallery w:val="placeholder"/>
-        </w:category>
-        <w:types>
-          <w:type w:val="bbPlcHdr"/>
-        </w:types>
-        <w:behaviors>
-          <w:behavior w:val="content"/>
-        </w:behaviors>
-        <w:guid w:val="{DF43AA23-C050-419B-90AA-76A688BD6050}"/>
-      </w:docPartPr>
-      <w:docPartBody>
-        <w:p>
-          <w:pPr>
-            <w:pStyle w:val="7104E9836FE545919BE873EA3DE38D25"/>
-          </w:pPr>
-          <w:r>
-            <w:t>Type chapter title (level 1)</w:t>
-          </w:r>
-        </w:p>
-      </w:docPartBody>
-    </w:docPart>
-    <w:docPart>
-      <w:docPartPr>
-        <w:name w:val="686DC4DA275046DEA784AF9BD012FC8B"/>
-        <w:category>
-          <w:name w:val="General"/>
-          <w:gallery w:val="placeholder"/>
-        </w:category>
-        <w:types>
-          <w:type w:val="bbPlcHdr"/>
-        </w:types>
-        <w:behaviors>
-          <w:behavior w:val="content"/>
-        </w:behaviors>
-        <w:guid w:val="{57F74415-421B-40EB-9539-A06DD5B62A1F}"/>
-      </w:docPartPr>
-      <w:docPartBody>
-        <w:p>
-          <w:pPr>
-            <w:pStyle w:val="686DC4DA275046DEA784AF9BD012FC8B"/>
-          </w:pPr>
-          <w:r>
-            <w:t>Type chapter title (level 2)</w:t>
-          </w:r>
-        </w:p>
-      </w:docPartBody>
-    </w:docPart>
-    <w:docPart>
-      <w:docPartPr>
-        <w:name w:val="5EC349BE8A5D448BA3E5E0C6909D9791"/>
-        <w:category>
-          <w:name w:val="General"/>
-          <w:gallery w:val="placeholder"/>
-        </w:category>
-        <w:types>
-          <w:type w:val="bbPlcHdr"/>
-        </w:types>
-        <w:behaviors>
-          <w:behavior w:val="content"/>
-        </w:behaviors>
-        <w:guid w:val="{7328318A-85AB-45E6-BDE5-27BA108AC675}"/>
-      </w:docPartPr>
-      <w:docPartBody>
-        <w:p>
-          <w:pPr>
-            <w:pStyle w:val="5EC349BE8A5D448BA3E5E0C6909D9791"/>
-          </w:pPr>
-          <w:r>
-            <w:t>Type chapter title (level 3)</w:t>
-          </w:r>
-        </w:p>
-      </w:docPartBody>
-    </w:docPart>
   </w:docParts>
 </w:glossaryDocument>
 </file>
@@ -2330,6 +3119,27 @@
     <w:family w:val="swiss"/>
     <w:pitch w:val="variable"/>
     <w:sig w:usb0="20000287" w:usb1="00000003" w:usb2="00000000" w:usb3="00000000" w:csb0="0000019F" w:csb1="00000000"/>
+  </w:font>
+  <w:font w:name="Courier New">
+    <w:panose1 w:val="02070309020205020404"/>
+    <w:charset w:val="00"/>
+    <w:family w:val="modern"/>
+    <w:pitch w:val="fixed"/>
+    <w:sig w:usb0="E0002EFF" w:usb1="C0007843" w:usb2="00000009" w:usb3="00000000" w:csb0="000001FF" w:csb1="00000000"/>
+  </w:font>
+  <w:font w:name="Wingdings">
+    <w:panose1 w:val="05000000000000000000"/>
+    <w:charset w:val="02"/>
+    <w:family w:val="auto"/>
+    <w:pitch w:val="variable"/>
+    <w:sig w:usb0="00000000" w:usb1="10000000" w:usb2="00000000" w:usb3="00000000" w:csb0="80000000" w:csb1="00000000"/>
+  </w:font>
+  <w:font w:name="Symbol">
+    <w:panose1 w:val="05050102010706020507"/>
+    <w:charset w:val="02"/>
+    <w:family w:val="roman"/>
+    <w:pitch w:val="variable"/>
+    <w:sig w:usb0="00000000" w:usb1="10000000" w:usb2="00000000" w:usb3="00000000" w:csb0="80000000" w:csb1="00000000"/>
   </w:font>
   <w:font w:name="Aptos Display">
     <w:charset w:val="00"/>
@@ -2356,8 +3166,17 @@
   </w:compat>
   <w:rsids>
     <w:rsidRoot w:val="00A57505"/>
+    <w:rsid w:val="00127B76"/>
+    <w:rsid w:val="0069569C"/>
     <w:rsid w:val="007B0D02"/>
+    <w:rsid w:val="008636F2"/>
+    <w:rsid w:val="00957AB4"/>
     <w:rsid w:val="00A57505"/>
+    <w:rsid w:val="00AA1ECE"/>
+    <w:rsid w:val="00C25F99"/>
+    <w:rsid w:val="00CD19A3"/>
+    <w:rsid w:val="00EE331B"/>
+    <w:rsid w:val="00F50114"/>
     <w:rsid w:val="00FE2913"/>
   </w:rsids>
   <m:mathPr>

--- a/Fredonia Project.docx
+++ b/Fredonia Project.docx
@@ -168,6 +168,7 @@
             <w:dataBinding w:prefixMappings="xmlns:ns0='http://purl.org/dc/elements/1.1/' xmlns:ns1='http://schemas.openxmlformats.org/package/2006/metadata/core-properties' " w:xpath="/ns1:coreProperties[1]/ns0:subject[1]" w:storeItemID="{6C3C8BC8-F283-45AE-878A-BAB7291924A1}"/>
             <w:text/>
           </w:sdtPr>
+          <w:sdtEndPr/>
           <w:sdtContent>
             <w:p>
               <w:pPr>
@@ -282,6 +283,7 @@
                                     <w:calendar w:val="gregorian"/>
                                   </w:date>
                                 </w:sdtPr>
+                                <w:sdtEndPr/>
                                 <w:sdtContent>
                                   <w:p>
                                     <w:pPr>
@@ -327,6 +329,7 @@
                                     <w:dataBinding w:prefixMappings="xmlns:ns0='http://schemas.openxmlformats.org/officeDocument/2006/extended-properties' " w:xpath="/ns0:Properties[1]/ns0:Company[1]" w:storeItemID="{6668398D-A668-4E3E-A5EB-62B293D839F1}"/>
                                     <w:text/>
                                   </w:sdtPr>
+                                  <w:sdtEndPr/>
                                   <w:sdtContent>
                                     <w:r>
                                       <w:rPr>
@@ -357,6 +360,7 @@
                                     <w:dataBinding w:prefixMappings="xmlns:ns0='http://schemas.microsoft.com/office/2006/coverPageProps' " w:xpath="/ns0:CoverPageProperties[1]/ns0:CompanyAddress[1]" w:storeItemID="{55AF091B-3C7A-41E3-B477-F2FDAA23CFDA}"/>
                                     <w:text/>
                                   </w:sdtPr>
+                                  <w:sdtEndPr/>
                                   <w:sdtContent>
                                     <w:r>
                                       <w:rPr>
@@ -415,6 +419,7 @@
                               <w:calendar w:val="gregorian"/>
                             </w:date>
                           </w:sdtPr>
+                          <w:sdtEndPr/>
                           <w:sdtContent>
                             <w:p>
                               <w:pPr>
@@ -460,6 +465,7 @@
                               <w:dataBinding w:prefixMappings="xmlns:ns0='http://schemas.openxmlformats.org/officeDocument/2006/extended-properties' " w:xpath="/ns0:Properties[1]/ns0:Company[1]" w:storeItemID="{6668398D-A668-4E3E-A5EB-62B293D839F1}"/>
                               <w:text/>
                             </w:sdtPr>
+                            <w:sdtEndPr/>
                             <w:sdtContent>
                               <w:r>
                                 <w:rPr>
@@ -490,6 +496,7 @@
                               <w:dataBinding w:prefixMappings="xmlns:ns0='http://schemas.microsoft.com/office/2006/coverPageProps' " w:xpath="/ns0:CoverPageProperties[1]/ns0:CompanyAddress[1]" w:storeItemID="{55AF091B-3C7A-41E3-B477-F2FDAA23CFDA}"/>
                               <w:text/>
                             </w:sdtPr>
+                            <w:sdtEndPr/>
                             <w:sdtContent>
                               <w:r>
                                 <w:rPr>
@@ -579,6 +586,14 @@
     </w:sdt>
     <w:sdt>
       <w:sdtPr>
+        <w:rPr>
+          <w:rFonts w:ascii="Times New Roman" w:eastAsiaTheme="minorHAnsi" w:hAnsi="Times New Roman" w:cs="Times New Roman"/>
+          <w:color w:val="auto"/>
+          <w:kern w:val="2"/>
+          <w:sz w:val="24"/>
+          <w:szCs w:val="24"/>
+          <w14:ligatures w14:val="standardContextual"/>
+        </w:rPr>
         <w:id w:val="319170215"/>
         <w:docPartObj>
           <w:docPartGallery w:val="Table of Contents"/>
@@ -587,15 +602,9 @@
       </w:sdtPr>
       <w:sdtEndPr>
         <w:rPr>
-          <w:rFonts w:ascii="Times New Roman" w:eastAsiaTheme="minorHAnsi" w:hAnsi="Times New Roman" w:cs="Times New Roman"/>
           <w:b/>
           <w:bCs/>
           <w:noProof/>
-          <w:color w:val="auto"/>
-          <w:kern w:val="2"/>
-          <w:sz w:val="24"/>
-          <w:szCs w:val="24"/>
-          <w14:ligatures w14:val="standardContextual"/>
         </w:rPr>
       </w:sdtEndPr>
       <w:sdtContent>
@@ -1553,10 +1562,25 @@
       </w:hyperlink>
     </w:p>
     <w:p/>
+    <w:p>
+      <w:r>
+        <w:t>Used for making a statistically accurate model:</w:t>
+      </w:r>
+    </w:p>
+    <w:p>
+      <w:hyperlink r:id="rId14" w:history="1">
+        <w:r>
+          <w:rPr>
+            <w:rStyle w:val="Hyperlink"/>
+          </w:rPr>
+          <w:t>https://www.dot.ny.gov/tdv</w:t>
+        </w:r>
+      </w:hyperlink>
+    </w:p>
     <w:p/>
     <w:sectPr>
-      <w:footerReference w:type="even" r:id="rId14"/>
-      <w:footerReference w:type="default" r:id="rId15"/>
+      <w:footerReference w:type="even" r:id="rId15"/>
+      <w:footerReference w:type="default" r:id="rId16"/>
       <w:pgSz w:w="12240" w:h="15840"/>
       <w:pgMar w:top="1440" w:right="1440" w:bottom="1440" w:left="1440" w:header="720" w:footer="720" w:gutter="0"/>
       <w:pgNumType w:start="0"/>
@@ -3167,6 +3191,7 @@
   <w:rsids>
     <w:rsidRoot w:val="00A57505"/>
     <w:rsid w:val="00127B76"/>
+    <w:rsid w:val="00300F3E"/>
     <w:rsid w:val="0069569C"/>
     <w:rsid w:val="007B0D02"/>
     <w:rsid w:val="008636F2"/>
@@ -3176,6 +3201,7 @@
     <w:rsid w:val="00C25F99"/>
     <w:rsid w:val="00CD19A3"/>
     <w:rsid w:val="00EE331B"/>
+    <w:rsid w:val="00F3398D"/>
     <w:rsid w:val="00F50114"/>
     <w:rsid w:val="00FE2913"/>
   </w:rsids>
@@ -3636,18 +3662,6 @@
     <w:name w:val="2C3FE60C84DD4FF5A99A4034E30344E1"/>
     <w:rsid w:val="00A57505"/>
   </w:style>
-  <w:style w:type="paragraph" w:customStyle="1" w:styleId="7104E9836FE545919BE873EA3DE38D25">
-    <w:name w:val="7104E9836FE545919BE873EA3DE38D25"/>
-    <w:rsid w:val="00A57505"/>
-  </w:style>
-  <w:style w:type="paragraph" w:customStyle="1" w:styleId="686DC4DA275046DEA784AF9BD012FC8B">
-    <w:name w:val="686DC4DA275046DEA784AF9BD012FC8B"/>
-    <w:rsid w:val="00A57505"/>
-  </w:style>
-  <w:style w:type="paragraph" w:customStyle="1" w:styleId="5EC349BE8A5D448BA3E5E0C6909D9791">
-    <w:name w:val="5EC349BE8A5D448BA3E5E0C6909D9791"/>
-    <w:rsid w:val="00A57505"/>
-  </w:style>
 </w:styles>
 </file>
 
